--- a/Useful_material/Zotero_Workflow_Practice.docx
+++ b/Useful_material/Zotero_Workflow_Practice.docx
@@ -42,15 +42,15 @@
         </w:rPr>
         <w:t>Save the following references into Zotero with Ctrl + Shift + S in Firefox.</w:t>
       </w:r>
-    </w:p>
-    <w:p>
-      <w:pPr>
-        <w:rPr>
-          <w:lang w:val="en-US"/>
-        </w:rPr>
-      </w:pPr>
       <w:bookmarkStart w:id="0" w:name="_GoBack"/>
       <w:bookmarkEnd w:id="0"/>
+    </w:p>
+    <w:p>
+      <w:pPr>
+        <w:rPr>
+          <w:lang w:val="en-US"/>
+        </w:rPr>
+      </w:pPr>
     </w:p>
     <w:p>
       <w:pPr>
@@ -80,21 +80,7 @@
             <w:rStyle w:val="Hyperlink"/>
             <w:lang w:val="en-US"/>
           </w:rPr>
-          <w:t>https://www.amazon.com/Art-Raising-Puppy-Revised/dp/0316083275/ref=sr_1_3?</w:t>
-        </w:r>
-        <w:r>
-          <w:rPr>
-            <w:rStyle w:val="Hyperlink"/>
-            <w:lang w:val="en-US"/>
-          </w:rPr>
-          <w:t>s</w:t>
-        </w:r>
-        <w:r>
-          <w:rPr>
-            <w:rStyle w:val="Hyperlink"/>
-            <w:lang w:val="en-US"/>
-          </w:rPr>
-          <w:t>=books&amp;ie=UTF8&amp;qid=1536769980&amp;sr=1-3&amp;keywords=dogs+in+books</w:t>
+          <w:t>https://www.amazon.com/Art-Raising-Puppy-Revised/dp/0316083275/ref=sr_1_3?s=books&amp;ie=UTF8&amp;qid=1536769980&amp;sr=1-3&amp;keywords=dogs+in+books</w:t>
         </w:r>
       </w:hyperlink>
     </w:p>
@@ -127,6 +113,42 @@
           <w:lang w:val="en-US"/>
         </w:rPr>
       </w:pPr>
+      <w:r>
+        <w:rPr>
+          <w:lang w:val="en-US"/>
+        </w:rPr>
+        <w:t>Get full text with Zotero when it seems impossible or time consuming:</w:t>
+      </w:r>
+    </w:p>
+    <w:p>
+      <w:pPr>
+        <w:rPr>
+          <w:lang w:val="en-US"/>
+        </w:rPr>
+      </w:pPr>
+      <w:hyperlink r:id="rId8" w:history="1">
+        <w:r>
+          <w:rPr>
+            <w:rStyle w:val="Hyperlink"/>
+            <w:lang w:val="en-US"/>
+          </w:rPr>
+          <w:t>https://www.degruyter.com/viewbooktoc/product/509241</w:t>
+        </w:r>
+      </w:hyperlink>
+    </w:p>
+    <w:p>
+      <w:pPr>
+        <w:rPr>
+          <w:lang w:val="en-US"/>
+        </w:rPr>
+      </w:pPr>
+    </w:p>
+    <w:p>
+      <w:pPr>
+        <w:rPr>
+          <w:lang w:val="en-US"/>
+        </w:rPr>
+      </w:pPr>
     </w:p>
     <w:p>
       <w:pPr>
@@ -200,100 +222,98 @@
           <w:lang w:val="en-US"/>
         </w:rPr>
       </w:pPr>
+    </w:p>
+    <w:p>
+      <w:pPr>
+        <w:rPr>
+          <w:lang w:val="en-US"/>
+        </w:rPr>
+      </w:pPr>
+      <w:r>
+        <w:rPr>
+          <w:lang w:val="en-US"/>
+        </w:rPr>
+        <w:t xml:space="preserve">2.  Monks of the New </w:t>
+      </w:r>
+      <w:proofErr w:type="spellStart"/>
+      <w:r>
+        <w:rPr>
+          <w:lang w:val="en-US"/>
+        </w:rPr>
+        <w:t>Skete</w:t>
+      </w:r>
+      <w:proofErr w:type="spellEnd"/>
+      <w:r>
+        <w:rPr>
+          <w:lang w:val="en-US"/>
+        </w:rPr>
+        <w:t xml:space="preserve"> </w:t>
+      </w:r>
+      <w:r>
+        <w:rPr>
+          <w:lang w:val="en-US"/>
+        </w:rPr>
+        <w:t xml:space="preserve">   </w:t>
+      </w:r>
       <w:commentRangeStart w:id="2"/>
+      <w:r>
+        <w:rPr>
+          <w:lang w:val="en-US"/>
+        </w:rPr>
+        <w:t>enjoy</w:t>
+      </w:r>
       <w:commentRangeEnd w:id="2"/>
-    </w:p>
-    <w:p>
-      <w:pPr>
-        <w:rPr>
-          <w:lang w:val="en-US"/>
-        </w:rPr>
-      </w:pPr>
-      <w:r>
-        <w:rPr>
-          <w:lang w:val="en-US"/>
-        </w:rPr>
-        <w:t xml:space="preserve">2.  Monks of the New </w:t>
-      </w:r>
-      <w:proofErr w:type="spellStart"/>
-      <w:r>
-        <w:rPr>
-          <w:lang w:val="en-US"/>
-        </w:rPr>
-        <w:t>Skete</w:t>
-      </w:r>
-      <w:proofErr w:type="spellEnd"/>
-      <w:r>
-        <w:rPr>
-          <w:lang w:val="en-US"/>
-        </w:rPr>
-        <w:t xml:space="preserve"> </w:t>
-      </w:r>
-      <w:r>
-        <w:rPr>
-          <w:lang w:val="en-US"/>
-        </w:rPr>
-        <w:t xml:space="preserve">   </w:t>
+      <w:r>
+        <w:rPr>
+          <w:rStyle w:val="CommentReference"/>
+        </w:rPr>
+        <w:commentReference w:id="2"/>
+      </w:r>
+      <w:r>
+        <w:rPr>
+          <w:lang w:val="en-US"/>
+        </w:rPr>
+        <w:t xml:space="preserve"> writing books about dogs.</w:t>
+      </w:r>
+    </w:p>
+    <w:p>
+      <w:pPr>
+        <w:rPr>
+          <w:lang w:val="en-US"/>
+        </w:rPr>
+      </w:pPr>
+    </w:p>
+    <w:p>
+      <w:pPr>
+        <w:rPr>
+          <w:lang w:val="en-US"/>
+        </w:rPr>
+      </w:pPr>
+      <w:r>
+        <w:rPr>
+          <w:lang w:val="en-US"/>
+        </w:rPr>
+        <w:t xml:space="preserve">3. </w:t>
+      </w:r>
+      <w:r>
+        <w:rPr>
+          <w:lang w:val="en-US"/>
+        </w:rPr>
+        <w:t xml:space="preserve">Everything passes, only truth </w:t>
+      </w:r>
+      <w:r>
+        <w:rPr>
+          <w:lang w:val="en-US"/>
+        </w:rPr>
+        <w:t xml:space="preserve">remains.                         </w:t>
       </w:r>
       <w:commentRangeStart w:id="3"/>
-      <w:r>
-        <w:rPr>
-          <w:lang w:val="en-US"/>
-        </w:rPr>
-        <w:t>enjoy</w:t>
-      </w:r>
       <w:commentRangeEnd w:id="3"/>
       <w:r>
         <w:rPr>
           <w:rStyle w:val="CommentReference"/>
         </w:rPr>
         <w:commentReference w:id="3"/>
-      </w:r>
-      <w:r>
-        <w:rPr>
-          <w:lang w:val="en-US"/>
-        </w:rPr>
-        <w:t xml:space="preserve"> writing books about dogs.</w:t>
-      </w:r>
-    </w:p>
-    <w:p>
-      <w:pPr>
-        <w:rPr>
-          <w:lang w:val="en-US"/>
-        </w:rPr>
-      </w:pPr>
-    </w:p>
-    <w:p>
-      <w:pPr>
-        <w:rPr>
-          <w:lang w:val="en-US"/>
-        </w:rPr>
-      </w:pPr>
-      <w:r>
-        <w:rPr>
-          <w:lang w:val="en-US"/>
-        </w:rPr>
-        <w:t xml:space="preserve">3. </w:t>
-      </w:r>
-      <w:r>
-        <w:rPr>
-          <w:lang w:val="en-US"/>
-        </w:rPr>
-        <w:t xml:space="preserve">Everything passes, only truth </w:t>
-      </w:r>
-      <w:r>
-        <w:rPr>
-          <w:lang w:val="en-US"/>
-        </w:rPr>
-        <w:t xml:space="preserve">remains.                         </w:t>
-      </w:r>
-      <w:commentRangeStart w:id="4"/>
-      <w:commentRangeEnd w:id="4"/>
-      <w:r>
-        <w:rPr>
-          <w:rStyle w:val="CommentReference"/>
-        </w:rPr>
-        <w:commentReference w:id="4"/>
       </w:r>
     </w:p>
     <w:p>
@@ -451,24 +471,10 @@
         <w:rPr>
           <w:lang w:val="en-GB"/>
         </w:rPr>
-        <w:t xml:space="preserve"> 2005). In sum, SHARE has paved the way for making a use of the </w:t>
-      </w:r>
-      <w:proofErr w:type="gramStart"/>
-      <w:r>
-        <w:rPr>
-          <w:lang w:val="en-GB"/>
-        </w:rPr>
-        <w:t>often underutilized</w:t>
-      </w:r>
-      <w:proofErr w:type="gramEnd"/>
-      <w:r>
-        <w:rPr>
-          <w:lang w:val="en-GB"/>
-        </w:rPr>
-        <w:t xml:space="preserve"> potential of people aged 50+ in the labour market.</w:t>
-      </w:r>
-      <w:bookmarkStart w:id="5" w:name="_3g0b7gr0ir85" w:colFirst="0" w:colLast="0"/>
-      <w:bookmarkEnd w:id="5"/>
+        <w:t xml:space="preserve"> 2005). In sum, SHARE has paved the way for making a use of the often underutilized potential of people aged 50+ in the labour market.</w:t>
+      </w:r>
+      <w:bookmarkStart w:id="4" w:name="_3g0b7gr0ir85" w:colFirst="0" w:colLast="0"/>
+      <w:bookmarkEnd w:id="4"/>
     </w:p>
     <w:p>
       <w:pPr>
@@ -518,21 +524,21 @@
         </w:rPr>
         <w:t xml:space="preserve"> </w:t>
       </w:r>
-      <w:commentRangeStart w:id="6"/>
+      <w:commentRangeStart w:id="5"/>
       <w:r>
         <w:rPr>
           <w:lang w:val="en-US"/>
         </w:rPr>
         <w:t>Zotero</w:t>
       </w:r>
-      <w:commentRangeEnd w:id="6"/>
+      <w:commentRangeEnd w:id="5"/>
       <w:r>
         <w:rPr>
           <w:rStyle w:val="CommentReference"/>
           <w:rFonts w:asciiTheme="minorHAnsi" w:eastAsiaTheme="minorHAnsi" w:hAnsiTheme="minorHAnsi" w:cstheme="minorBidi"/>
           <w:color w:val="auto"/>
         </w:rPr>
-        <w:commentReference w:id="6"/>
+        <w:commentReference w:id="5"/>
       </w:r>
     </w:p>
     <w:p>
@@ -560,19 +566,7 @@
         <w:rPr>
           <w:lang w:val="en-US"/>
         </w:rPr>
-        <w:t>Bibliography With</w:t>
-      </w:r>
-      <w:r>
-        <w:rPr>
-          <w:lang w:val="en-US"/>
-        </w:rPr>
-        <w:t>out</w:t>
-      </w:r>
-      <w:r>
-        <w:rPr>
-          <w:lang w:val="en-US"/>
-        </w:rPr>
-        <w:t xml:space="preserve"> Zotero</w:t>
+        <w:t>Bibliography Without Zotero</w:t>
       </w:r>
     </w:p>
     <w:p>
@@ -596,6 +590,7 @@
         <w:rPr>
           <w:sz w:val="18"/>
           <w:szCs w:val="18"/>
+          <w:lang w:val="en-US"/>
         </w:rPr>
         <w:t>Belloni</w:t>
       </w:r>
@@ -604,6 +599,7 @@
         <w:rPr>
           <w:sz w:val="18"/>
           <w:szCs w:val="18"/>
+          <w:lang w:val="en-US"/>
         </w:rPr>
         <w:t xml:space="preserve">, M., </w:t>
       </w:r>
@@ -612,6 +608,7 @@
         <w:rPr>
           <w:sz w:val="18"/>
           <w:szCs w:val="18"/>
+          <w:lang w:val="en-US"/>
         </w:rPr>
         <w:t>Brugiavini</w:t>
       </w:r>
@@ -620,6 +617,7 @@
         <w:rPr>
           <w:sz w:val="18"/>
           <w:szCs w:val="18"/>
+          <w:lang w:val="en-US"/>
         </w:rPr>
         <w:t xml:space="preserve">, A., &amp; </w:t>
       </w:r>
@@ -628,6 +626,7 @@
         <w:rPr>
           <w:sz w:val="18"/>
           <w:szCs w:val="18"/>
+          <w:lang w:val="en-US"/>
         </w:rPr>
         <w:t>Meschi</w:t>
       </w:r>
@@ -636,6 +635,7 @@
         <w:rPr>
           <w:sz w:val="18"/>
           <w:szCs w:val="18"/>
+          <w:lang w:val="en-US"/>
         </w:rPr>
         <w:t xml:space="preserve">, E. (2015). </w:t>
       </w:r>
@@ -1228,16 +1228,7 @@
           <w:szCs w:val="18"/>
           <w:lang w:val="en-GB"/>
         </w:rPr>
-        <w:t xml:space="preserve">in  </w:t>
-      </w:r>
-      <w:proofErr w:type="spellStart"/>
-      <w:r>
-        <w:rPr>
-          <w:sz w:val="18"/>
-          <w:szCs w:val="18"/>
-          <w:lang w:val="en-GB"/>
-        </w:rPr>
-        <w:t>Börsch</w:t>
+        <w:t>in  Börsch</w:t>
       </w:r>
       <w:proofErr w:type="gramEnd"/>
       <w:r>
@@ -1255,16 +1246,7 @@
           <w:szCs w:val="18"/>
           <w:lang w:val="en-GB"/>
         </w:rPr>
-        <w:t>Supan</w:t>
-      </w:r>
-      <w:proofErr w:type="spellEnd"/>
-      <w:r>
-        <w:rPr>
-          <w:sz w:val="18"/>
-          <w:szCs w:val="18"/>
-          <w:lang w:val="en-GB"/>
-        </w:rPr>
-        <w:t xml:space="preserve">, A. and H. </w:t>
+        <w:t xml:space="preserve">Supan, A. and H. </w:t>
       </w:r>
       <w:proofErr w:type="spellStart"/>
       <w:r>
@@ -1346,7 +1328,7 @@
       </w:r>
     </w:p>
   </w:comment>
-  <w:comment w:id="3" w:author="fnsuc" w:date="2019-10-17T19:36:00Z" w:initials="f">
+  <w:comment w:id="2" w:author="fnsuc" w:date="2019-10-17T19:36:00Z" w:initials="f">
     <w:p>
       <w:pPr>
         <w:pStyle w:val="CommentText"/>
@@ -1382,10 +1364,13 @@
       </w:r>
     </w:p>
   </w:comment>
-  <w:comment w:id="4" w:author="fnsuc" w:date="2019-10-17T19:51:00Z" w:initials="f">
+  <w:comment w:id="3" w:author="fnsuc" w:date="2019-10-17T19:51:00Z" w:initials="f">
     <w:p>
       <w:pPr>
         <w:pStyle w:val="CommentText"/>
+        <w:rPr>
+          <w:lang w:val="en-US"/>
+        </w:rPr>
       </w:pPr>
       <w:r>
         <w:rPr>
@@ -1399,35 +1384,23 @@
         </w:rPr>
         <w:annotationRef/>
       </w:r>
-      <w:proofErr w:type="spellStart"/>
-      <w:r>
-        <w:t>Add</w:t>
-      </w:r>
-      <w:proofErr w:type="spellEnd"/>
-      <w:r>
-        <w:t xml:space="preserve"> (Dostojevski 1980, p. 20) </w:t>
-      </w:r>
-      <w:proofErr w:type="spellStart"/>
-      <w:r>
-        <w:t>with</w:t>
-      </w:r>
-      <w:proofErr w:type="spellEnd"/>
-      <w:r>
-        <w:t xml:space="preserve"> </w:t>
-      </w:r>
-      <w:proofErr w:type="spellStart"/>
-      <w:r>
-        <w:t>Zotero</w:t>
-      </w:r>
-      <w:proofErr w:type="spellEnd"/>
+      <w:r>
+        <w:rPr>
+          <w:lang w:val="en-US"/>
+        </w:rPr>
+        <w:t>Add (Dostojevski 1980, p. 20) with Zotero</w:t>
+      </w:r>
     </w:p>
     <w:p>
       <w:pPr>
         <w:pStyle w:val="CommentText"/>
+        <w:rPr>
+          <w:lang w:val="en-US"/>
+        </w:rPr>
       </w:pPr>
     </w:p>
   </w:comment>
-  <w:comment w:id="6" w:author="fnsuc" w:date="2019-10-17T19:52:00Z" w:initials="f">
+  <w:comment w:id="5" w:author="fnsuc" w:date="2019-10-17T19:52:00Z" w:initials="f">
     <w:p>
       <w:pPr>
         <w:pStyle w:val="CommentText"/>
@@ -1832,7 +1805,7 @@
       </w:pPr>
     </w:pPrDefault>
   </w:docDefaults>
-  <w:latentStyles w:defLockedState="0" w:defUIPriority="99" w:defSemiHidden="0" w:defUnhideWhenUsed="0" w:defQFormat="0" w:count="377">
+  <w:latentStyles w:defLockedState="0" w:defUIPriority="99" w:defSemiHidden="0" w:defUnhideWhenUsed="0" w:defQFormat="0" w:count="376">
     <w:lsdException w:name="Normal" w:uiPriority="0" w:qFormat="1"/>
     <w:lsdException w:name="heading 1" w:uiPriority="9" w:qFormat="1"/>
     <w:lsdException w:name="heading 2" w:semiHidden="1" w:uiPriority="9" w:unhideWhenUsed="1" w:qFormat="1"/>
@@ -1938,7 +1911,6 @@
     <w:lsdException w:name="HTML Sample" w:semiHidden="1" w:unhideWhenUsed="1"/>
     <w:lsdException w:name="HTML Typewriter" w:semiHidden="1" w:unhideWhenUsed="1"/>
     <w:lsdException w:name="HTML Variable" w:semiHidden="1" w:unhideWhenUsed="1"/>
-    <w:lsdException w:name="Normal Table" w:semiHidden="1" w:unhideWhenUsed="1"/>
     <w:lsdException w:name="annotation subject" w:semiHidden="1" w:unhideWhenUsed="1"/>
     <w:lsdException w:name="No List" w:semiHidden="1" w:unhideWhenUsed="1"/>
     <w:lsdException w:name="Outline List 1" w:semiHidden="1" w:unhideWhenUsed="1"/>
@@ -1980,9 +1952,9 @@
     <w:lsdException w:name="Table 3D effects 3" w:semiHidden="1" w:unhideWhenUsed="1"/>
     <w:lsdException w:name="Table Contemporary" w:semiHidden="1" w:unhideWhenUsed="1"/>
     <w:lsdException w:name="Table Elegant" w:semiHidden="1" w:unhideWhenUsed="1"/>
-    <w:lsdException w:name="Table Subtle 1" w:semiHidden="1" w:unhideWhenUsed="1"/>
+    <w:lsdException w:name="Table Professional" w:semiHidden="1" w:unhideWhenUsed="1"/>
     <w:lsdException w:name="Table Subtle 2" w:semiHidden="1" w:unhideWhenUsed="1"/>
-    <w:lsdException w:name="Table Web 3" w:semiHidden="1" w:unhideWhenUsed="1"/>
+    <w:lsdException w:name="Table Web 1" w:semiHidden="1" w:unhideWhenUsed="1"/>
     <w:lsdException w:name="Balloon Text" w:semiHidden="1" w:unhideWhenUsed="1"/>
     <w:lsdException w:name="Table Grid" w:uiPriority="39"/>
     <w:lsdException w:name="Table Theme" w:semiHidden="1" w:unhideWhenUsed="1"/>
@@ -2206,7 +2178,6 @@
     <w:lsdException w:name="Hashtag" w:semiHidden="1" w:unhideWhenUsed="1"/>
     <w:lsdException w:name="Unresolved Mention" w:semiHidden="1" w:unhideWhenUsed="1"/>
     <w:lsdException w:name="Smart Link" w:semiHidden="1" w:unhideWhenUsed="1"/>
-    <w:lsdException w:name="Smart Link Error" w:semiHidden="1" w:unhideWhenUsed="1"/>
   </w:latentStyles>
   <w:style w:type="paragraph" w:default="1" w:styleId="Normal">
     <w:name w:val="Normal"/>
@@ -2236,6 +2207,7 @@
   <w:style w:type="character" w:default="1" w:styleId="DefaultParagraphFont">
     <w:name w:val="Default Paragraph Font"/>
     <w:uiPriority w:val="1"/>
+    <w:semiHidden/>
     <w:unhideWhenUsed/>
   </w:style>
   <w:style w:type="table" w:default="1" w:styleId="TableNormal">
@@ -2295,8 +2267,8 @@
       <w:u w:val="single"/>
     </w:rPr>
   </w:style>
-  <w:style w:type="character" w:styleId="UnresolvedMention">
-    <w:name w:val="Unresolved Mention"/>
+  <w:style w:type="character" w:customStyle="1" w:styleId="UnresolvedMention1">
+    <w:name w:val="Unresolved Mention1"/>
     <w:basedOn w:val="DefaultParagraphFont"/>
     <w:uiPriority w:val="99"/>
     <w:semiHidden/>

--- a/Useful_material/Zotero_Workflow_Practice.docx
+++ b/Useful_material/Zotero_Workflow_Practice.docx
@@ -42,8 +42,6 @@
         </w:rPr>
         <w:t>Save the following references into Zotero with Ctrl + Shift + S in Firefox.</w:t>
       </w:r>
-      <w:bookmarkStart w:id="0" w:name="_GoBack"/>
-      <w:bookmarkEnd w:id="0"/>
     </w:p>
     <w:p>
       <w:pPr>
@@ -207,7 +205,61 @@
         </w:rPr>
         <w:t xml:space="preserve"> </w:t>
       </w:r>
+      <w:commentRangeStart w:id="0"/>
+      <w:commentRangeEnd w:id="0"/>
+      <w:r>
+        <w:rPr>
+          <w:rStyle w:val="CommentReference"/>
+        </w:rPr>
+        <w:commentReference w:id="0"/>
+      </w:r>
+    </w:p>
+    <w:p>
+      <w:pPr>
+        <w:rPr>
+          <w:lang w:val="en-US"/>
+        </w:rPr>
+      </w:pPr>
+    </w:p>
+    <w:p>
+      <w:pPr>
+        <w:rPr>
+          <w:lang w:val="en-US"/>
+        </w:rPr>
+      </w:pPr>
+      <w:r>
+        <w:rPr>
+          <w:lang w:val="en-US"/>
+        </w:rPr>
+        <w:t xml:space="preserve">2.  Monks of the New </w:t>
+      </w:r>
+      <w:proofErr w:type="spellStart"/>
+      <w:r>
+        <w:rPr>
+          <w:lang w:val="en-US"/>
+        </w:rPr>
+        <w:t>Skete</w:t>
+      </w:r>
+      <w:proofErr w:type="spellEnd"/>
+      <w:r>
+        <w:rPr>
+          <w:lang w:val="en-US"/>
+        </w:rPr>
+        <w:t xml:space="preserve"> </w:t>
+      </w:r>
+      <w:r>
+        <w:rPr>
+          <w:lang w:val="en-US"/>
+        </w:rPr>
+        <w:t xml:space="preserve">   </w:t>
+      </w:r>
       <w:commentRangeStart w:id="1"/>
+      <w:r>
+        <w:rPr>
+          <w:lang w:val="en-US"/>
+        </w:rPr>
+        <w:t>enjoy</w:t>
+      </w:r>
       <w:commentRangeEnd w:id="1"/>
       <w:r>
         <w:rPr>
@@ -215,105 +267,51 @@
         </w:rPr>
         <w:commentReference w:id="1"/>
       </w:r>
-    </w:p>
-    <w:p>
-      <w:pPr>
-        <w:rPr>
-          <w:lang w:val="en-US"/>
-        </w:rPr>
-      </w:pPr>
-    </w:p>
-    <w:p>
-      <w:pPr>
-        <w:rPr>
-          <w:lang w:val="en-US"/>
-        </w:rPr>
-      </w:pPr>
-      <w:r>
-        <w:rPr>
-          <w:lang w:val="en-US"/>
-        </w:rPr>
-        <w:t xml:space="preserve">2.  Monks of the New </w:t>
-      </w:r>
-      <w:proofErr w:type="spellStart"/>
-      <w:r>
-        <w:rPr>
-          <w:lang w:val="en-US"/>
-        </w:rPr>
-        <w:t>Skete</w:t>
-      </w:r>
-      <w:proofErr w:type="spellEnd"/>
-      <w:r>
-        <w:rPr>
-          <w:lang w:val="en-US"/>
-        </w:rPr>
-        <w:t xml:space="preserve"> </w:t>
-      </w:r>
-      <w:r>
-        <w:rPr>
-          <w:lang w:val="en-US"/>
-        </w:rPr>
-        <w:t xml:space="preserve">   </w:t>
+      <w:r>
+        <w:rPr>
+          <w:lang w:val="en-US"/>
+        </w:rPr>
+        <w:t xml:space="preserve"> writing books about dogs.</w:t>
+      </w:r>
+    </w:p>
+    <w:p>
+      <w:pPr>
+        <w:rPr>
+          <w:lang w:val="en-US"/>
+        </w:rPr>
+      </w:pPr>
+    </w:p>
+    <w:p>
+      <w:pPr>
+        <w:rPr>
+          <w:lang w:val="en-US"/>
+        </w:rPr>
+      </w:pPr>
+      <w:r>
+        <w:rPr>
+          <w:lang w:val="en-US"/>
+        </w:rPr>
+        <w:t xml:space="preserve">3. </w:t>
+      </w:r>
+      <w:r>
+        <w:rPr>
+          <w:lang w:val="en-US"/>
+        </w:rPr>
+        <w:t xml:space="preserve">Everything passes, only truth </w:t>
+      </w:r>
+      <w:r>
+        <w:rPr>
+          <w:lang w:val="en-US"/>
+        </w:rPr>
+        <w:t xml:space="preserve">remains.                         </w:t>
       </w:r>
       <w:commentRangeStart w:id="2"/>
-      <w:r>
-        <w:rPr>
-          <w:lang w:val="en-US"/>
-        </w:rPr>
-        <w:t>enjoy</w:t>
-      </w:r>
       <w:commentRangeEnd w:id="2"/>
       <w:r>
         <w:rPr>
           <w:rStyle w:val="CommentReference"/>
         </w:rPr>
         <w:commentReference w:id="2"/>
-      </w:r>
-      <w:r>
-        <w:rPr>
-          <w:lang w:val="en-US"/>
-        </w:rPr>
-        <w:t xml:space="preserve"> writing books about dogs.</w:t>
-      </w:r>
-    </w:p>
-    <w:p>
-      <w:pPr>
-        <w:rPr>
-          <w:lang w:val="en-US"/>
-        </w:rPr>
-      </w:pPr>
-    </w:p>
-    <w:p>
-      <w:pPr>
-        <w:rPr>
-          <w:lang w:val="en-US"/>
-        </w:rPr>
-      </w:pPr>
-      <w:r>
-        <w:rPr>
-          <w:lang w:val="en-US"/>
-        </w:rPr>
-        <w:t xml:space="preserve">3. </w:t>
-      </w:r>
-      <w:r>
-        <w:rPr>
-          <w:lang w:val="en-US"/>
-        </w:rPr>
-        <w:t xml:space="preserve">Everything passes, only truth </w:t>
-      </w:r>
-      <w:r>
-        <w:rPr>
-          <w:lang w:val="en-US"/>
-        </w:rPr>
-        <w:t xml:space="preserve">remains.                         </w:t>
-      </w:r>
-      <w:commentRangeStart w:id="3"/>
-      <w:commentRangeEnd w:id="3"/>
-      <w:r>
-        <w:rPr>
-          <w:rStyle w:val="CommentReference"/>
-        </w:rPr>
-        <w:commentReference w:id="3"/>
       </w:r>
     </w:p>
     <w:p>
@@ -473,8 +471,8 @@
         </w:rPr>
         <w:t xml:space="preserve"> 2005). In sum, SHARE has paved the way for making a use of the often underutilized potential of people aged 50+ in the labour market.</w:t>
       </w:r>
-      <w:bookmarkStart w:id="4" w:name="_3g0b7gr0ir85" w:colFirst="0" w:colLast="0"/>
-      <w:bookmarkEnd w:id="4"/>
+      <w:bookmarkStart w:id="3" w:name="_3g0b7gr0ir85" w:colFirst="0" w:colLast="0"/>
+      <w:bookmarkEnd w:id="3"/>
     </w:p>
     <w:p>
       <w:pPr>
@@ -524,21 +522,21 @@
         </w:rPr>
         <w:t xml:space="preserve"> </w:t>
       </w:r>
-      <w:commentRangeStart w:id="5"/>
+      <w:commentRangeStart w:id="4"/>
       <w:r>
         <w:rPr>
           <w:lang w:val="en-US"/>
         </w:rPr>
         <w:t>Zotero</w:t>
       </w:r>
-      <w:commentRangeEnd w:id="5"/>
+      <w:commentRangeEnd w:id="4"/>
       <w:r>
         <w:rPr>
           <w:rStyle w:val="CommentReference"/>
           <w:rFonts w:asciiTheme="minorHAnsi" w:eastAsiaTheme="minorHAnsi" w:hAnsiTheme="minorHAnsi" w:cstheme="minorBidi"/>
           <w:color w:val="auto"/>
         </w:rPr>
-        <w:commentReference w:id="5"/>
+        <w:commentReference w:id="4"/>
       </w:r>
     </w:p>
     <w:p>
@@ -1161,138 +1159,8 @@
           <w:lang w:val="en-GB"/>
         </w:rPr>
       </w:pPr>
-      <w:r>
-        <w:rPr>
-          <w:sz w:val="18"/>
-          <w:szCs w:val="18"/>
-          <w:lang w:val="en-GB"/>
-        </w:rPr>
-        <w:t xml:space="preserve">Siegrist, J. </w:t>
-      </w:r>
-      <w:proofErr w:type="spellStart"/>
-      <w:r>
-        <w:rPr>
-          <w:sz w:val="18"/>
-          <w:szCs w:val="18"/>
-          <w:lang w:val="en-GB"/>
-        </w:rPr>
-        <w:t>Knese</w:t>
-      </w:r>
-      <w:r>
-        <w:rPr>
-          <w:sz w:val="18"/>
-          <w:szCs w:val="18"/>
-          <w:lang w:val="en-GB"/>
-        </w:rPr>
-        <w:t>beck</w:t>
-      </w:r>
-      <w:proofErr w:type="spellEnd"/>
-      <w:r>
-        <w:rPr>
-          <w:sz w:val="18"/>
-          <w:szCs w:val="18"/>
-          <w:lang w:val="en-GB"/>
-        </w:rPr>
-        <w:t xml:space="preserve">, O., &amp; </w:t>
-      </w:r>
-      <w:proofErr w:type="spellStart"/>
-      <w:r>
-        <w:rPr>
-          <w:sz w:val="18"/>
-          <w:szCs w:val="18"/>
-          <w:lang w:val="en-GB"/>
-        </w:rPr>
-        <w:t>Wahrendorf</w:t>
-      </w:r>
-      <w:proofErr w:type="spellEnd"/>
-      <w:r>
-        <w:rPr>
-          <w:sz w:val="18"/>
-          <w:szCs w:val="18"/>
-          <w:lang w:val="en-GB"/>
-        </w:rPr>
-        <w:t>, M. (2005).</w:t>
-      </w:r>
-      <w:r>
-        <w:rPr>
-          <w:sz w:val="18"/>
-          <w:szCs w:val="18"/>
-          <w:lang w:val="en-GB"/>
-        </w:rPr>
-        <w:t xml:space="preserve"> Quality of Employment and Well-Being </w:t>
-      </w:r>
-      <w:proofErr w:type="gramStart"/>
-      <w:r>
-        <w:rPr>
-          <w:sz w:val="18"/>
-          <w:szCs w:val="18"/>
-          <w:lang w:val="en-GB"/>
-        </w:rPr>
-        <w:t>in  Börsch</w:t>
-      </w:r>
-      <w:proofErr w:type="gramEnd"/>
-      <w:r>
-        <w:rPr>
-          <w:rFonts w:cs="Cambria Math"/>
-          <w:sz w:val="18"/>
-          <w:szCs w:val="18"/>
-          <w:lang w:val="en-GB"/>
-        </w:rPr>
-        <w:t>‐</w:t>
-      </w:r>
-      <w:r>
-        <w:rPr>
-          <w:sz w:val="18"/>
-          <w:szCs w:val="18"/>
-          <w:lang w:val="en-GB"/>
-        </w:rPr>
-        <w:t xml:space="preserve">Supan, A. and H. </w:t>
-      </w:r>
-      <w:proofErr w:type="spellStart"/>
-      <w:r>
-        <w:rPr>
-          <w:sz w:val="18"/>
-          <w:szCs w:val="18"/>
-          <w:lang w:val="en-GB"/>
-        </w:rPr>
-        <w:t>Jürges</w:t>
-      </w:r>
-      <w:proofErr w:type="spellEnd"/>
-      <w:r>
-        <w:rPr>
-          <w:sz w:val="18"/>
-          <w:szCs w:val="18"/>
-          <w:lang w:val="en-GB"/>
-        </w:rPr>
-        <w:t xml:space="preserve">: </w:t>
-      </w:r>
-      <w:r>
-        <w:rPr>
-          <w:i/>
-          <w:sz w:val="18"/>
-          <w:szCs w:val="18"/>
-          <w:lang w:val="en-GB"/>
-        </w:rPr>
-        <w:t>The Survey of Health, Ageing and Retirement in Europe.</w:t>
-      </w:r>
-      <w:r>
-        <w:rPr>
-          <w:sz w:val="18"/>
-          <w:szCs w:val="18"/>
-          <w:lang w:val="en-GB"/>
-        </w:rPr>
-        <w:t xml:space="preserve"> Methodology, Mannheim: MEA.</w:t>
-      </w:r>
-    </w:p>
-    <w:p>
-      <w:pPr>
-        <w:ind w:left="450" w:right="284" w:hanging="450"/>
-        <w:rPr>
-          <w:sz w:val="18"/>
-          <w:szCs w:val="18"/>
-          <w:lang w:val="en-GB"/>
-        </w:rPr>
-      </w:pPr>
+      <w:bookmarkStart w:id="5" w:name="_GoBack"/>
+      <w:bookmarkEnd w:id="5"/>
     </w:p>
     <w:sectPr>
       <w:pgSz w:w="11906" w:h="16838"/>
@@ -1306,7 +1174,7 @@
 
 <file path=word/comments.xml><?xml version="1.0" encoding="utf-8"?>
 <w:comments xmlns:wpc="http://schemas.microsoft.com/office/word/2010/wordprocessingCanvas" xmlns:cx="http://schemas.microsoft.com/office/drawing/2014/chartex" xmlns:cx1="http://schemas.microsoft.com/office/drawing/2015/9/8/chartex" xmlns:cx2="http://schemas.microsoft.com/office/drawing/2015/10/21/chartex" xmlns:cx3="http://schemas.microsoft.com/office/drawing/2016/5/9/chartex" xmlns:cx4="http://schemas.microsoft.com/office/drawing/2016/5/10/chartex" xmlns:cx5="http://schemas.microsoft.com/office/drawing/2016/5/11/chartex" xmlns:cx6="http://schemas.microsoft.com/office/drawing/2016/5/12/chartex" xmlns:cx7="http://schemas.microsoft.com/office/drawing/2016/5/13/chartex" xmlns:cx8="http://schemas.microsoft.com/office/drawing/2016/5/14/chartex" xmlns:mc="http://schemas.openxmlformats.org/markup-compatibility/2006" xmlns:aink="http://schemas.microsoft.com/office/drawing/2016/ink" xmlns:am3d="http://schemas.microsoft.com/office/drawing/2017/model3d" xmlns:o="urn:schemas-microsoft-com:office:office" xmlns:r="http://schemas.openxmlformats.org/officeDocument/2006/relationships" xmlns:m="http://schemas.openxmlformats.org/officeDocument/2006/math" xmlns:v="urn:schemas-microsoft-com:vml" xmlns:wp14="http://schemas.microsoft.com/office/word/2010/wordprocessingDrawing" xmlns:wp="http://schemas.openxmlformats.org/drawingml/2006/wordprocessingDrawing" xmlns:w10="urn:schemas-microsoft-com:office:word" xmlns:w="http://schemas.openxmlformats.org/wordprocessingml/2006/main" xmlns:w14="http://schemas.microsoft.com/office/word/2010/wordml" xmlns:w15="http://schemas.microsoft.com/office/word/2012/wordml" xmlns:w16cid="http://schemas.microsoft.com/office/word/2016/wordml/cid" xmlns:w16se="http://schemas.microsoft.com/office/word/2015/wordml/symex" xmlns:wpg="http://schemas.microsoft.com/office/word/2010/wordprocessingGroup" xmlns:wpi="http://schemas.microsoft.com/office/word/2010/wordprocessingInk" xmlns:wne="http://schemas.microsoft.com/office/word/2006/wordml" xmlns:wps="http://schemas.microsoft.com/office/word/2010/wordprocessingShape" mc:Ignorable="w14 w15 w16se w16cid wp14">
-  <w:comment w:id="1" w:author="fnsuc" w:date="2019-10-17T19:33:00Z" w:initials="f">
+  <w:comment w:id="0" w:author="fnsuc" w:date="2019-10-17T19:33:00Z" w:initials="f">
     <w:p>
       <w:pPr>
         <w:pStyle w:val="CommentText"/>
@@ -1328,7 +1196,7 @@
       </w:r>
     </w:p>
   </w:comment>
-  <w:comment w:id="2" w:author="fnsuc" w:date="2019-10-17T19:36:00Z" w:initials="f">
+  <w:comment w:id="1" w:author="fnsuc" w:date="2019-10-17T19:36:00Z" w:initials="f">
     <w:p>
       <w:pPr>
         <w:pStyle w:val="CommentText"/>
@@ -1364,7 +1232,7 @@
       </w:r>
     </w:p>
   </w:comment>
-  <w:comment w:id="3" w:author="fnsuc" w:date="2019-10-17T19:51:00Z" w:initials="f">
+  <w:comment w:id="2" w:author="fnsuc" w:date="2019-10-17T19:51:00Z" w:initials="f">
     <w:p>
       <w:pPr>
         <w:pStyle w:val="CommentText"/>
@@ -1400,7 +1268,7 @@
       </w:pPr>
     </w:p>
   </w:comment>
-  <w:comment w:id="5" w:author="fnsuc" w:date="2019-10-17T19:52:00Z" w:initials="f">
+  <w:comment w:id="4" w:author="fnsuc" w:date="2019-10-17T19:52:00Z" w:initials="f">
     <w:p>
       <w:pPr>
         <w:pStyle w:val="CommentText"/>
@@ -1911,6 +1779,7 @@
     <w:lsdException w:name="HTML Sample" w:semiHidden="1" w:unhideWhenUsed="1"/>
     <w:lsdException w:name="HTML Typewriter" w:semiHidden="1" w:unhideWhenUsed="1"/>
     <w:lsdException w:name="HTML Variable" w:semiHidden="1" w:unhideWhenUsed="1"/>
+    <w:lsdException w:name="Normal Table" w:semiHidden="1" w:unhideWhenUsed="1"/>
     <w:lsdException w:name="annotation subject" w:semiHidden="1" w:unhideWhenUsed="1"/>
     <w:lsdException w:name="No List" w:semiHidden="1" w:unhideWhenUsed="1"/>
     <w:lsdException w:name="Outline List 1" w:semiHidden="1" w:unhideWhenUsed="1"/>
@@ -1953,8 +1822,11 @@
     <w:lsdException w:name="Table Contemporary" w:semiHidden="1" w:unhideWhenUsed="1"/>
     <w:lsdException w:name="Table Elegant" w:semiHidden="1" w:unhideWhenUsed="1"/>
     <w:lsdException w:name="Table Professional" w:semiHidden="1" w:unhideWhenUsed="1"/>
+    <w:lsdException w:name="Table Subtle 1" w:semiHidden="1" w:unhideWhenUsed="1"/>
     <w:lsdException w:name="Table Subtle 2" w:semiHidden="1" w:unhideWhenUsed="1"/>
     <w:lsdException w:name="Table Web 1" w:semiHidden="1" w:unhideWhenUsed="1"/>
+    <w:lsdException w:name="Table Web 2" w:semiHidden="1" w:unhideWhenUsed="1"/>
+    <w:lsdException w:name="Table Web 3" w:semiHidden="1" w:unhideWhenUsed="1"/>
     <w:lsdException w:name="Balloon Text" w:semiHidden="1" w:unhideWhenUsed="1"/>
     <w:lsdException w:name="Table Grid" w:uiPriority="39"/>
     <w:lsdException w:name="Table Theme" w:semiHidden="1" w:unhideWhenUsed="1"/>
